--- a/Download/Титулна страница.docx
+++ b/Download/Титулна страница.docx
@@ -9,7 +9,6 @@
         </w:tabs>
         <w:spacing w:after="200" w:line="240" w:lineRule="auto"/>
         <w:ind w:firstLine="0"/>
-        <w:jc w:val="center"/>
         <w:rPr>
           <w:color w:val="4472C4" w:themeColor="accent1"/>
         </w:rPr>
@@ -235,7 +234,7 @@
             <w:ind w:left="851" w:hanging="851"/>
             <w:jc w:val="both"/>
             <w:rPr>
-              <w:sz w:val="24"/>
+              <w:sz w:val="32"/>
               <w:szCs w:val="24"/>
             </w:rPr>
           </w:pPr>
@@ -255,9 +254,26 @@
             <w:t xml:space="preserve"> </w:t>
           </w:r>
         </w:p>
-        <w:p/>
-        <w:p/>
-        <w:p/>
+        <w:p>
+          <w:pPr>
+            <w:pStyle w:val="NoSpacing"/>
+            <w:jc w:val="both"/>
+            <w:rPr>
+              <w:sz w:val="24"/>
+              <w:szCs w:val="24"/>
+            </w:rPr>
+          </w:pPr>
+        </w:p>
+        <w:p>
+          <w:pPr>
+            <w:jc w:val="center"/>
+          </w:pPr>
+          <w:r>
+            <w:t>Виртуално студио за маникюр (Virtual Nail Art Try‑On). Разработване на приложение, което позволява на потребителя да избере PNG модел, да качи снимка на ръката си, след което система на база компютърно зрение открива ключови точки на пръстите/ноктите, оразмерява и завърта избрания модел и го наслагва върху всеки нокът, като връща генерирано изображение с „лакирани“ нокти.</w:t>
+          </w:r>
+          <w:bookmarkStart w:id="0" w:name="_GoBack"/>
+          <w:bookmarkEnd w:id="0"/>
+        </w:p>
         <w:p>
           <w:r>
             <w:t xml:space="preserve"> </w:t>
@@ -270,6 +286,112 @@
           </w:pPr>
           <w:r>
             <w:t xml:space="preserve">Изготвил: </w:t>
+          </w:r>
+        </w:p>
+        <w:p>
+          <w:pPr>
+            <w:spacing w:after="0"/>
+            <w:ind w:left="4536" w:firstLine="0"/>
+            <w:jc w:val="right"/>
+          </w:pPr>
+          <w:r>
+            <w:rPr>
+              <w:noProof/>
+              <w:lang w:eastAsia="bg-BG"/>
+            </w:rPr>
+            <mc:AlternateContent>
+              <mc:Choice Requires="wps">
+                <w:drawing>
+                  <wp:anchor distT="45720" distB="45720" distL="114300" distR="114300" simplePos="0" relativeHeight="251659264" behindDoc="0" locked="0" layoutInCell="1" allowOverlap="1" wp14:anchorId="477AFA80" wp14:editId="0345A203">
+                    <wp:simplePos x="0" y="0"/>
+                    <wp:positionH relativeFrom="column">
+                      <wp:posOffset>3521426</wp:posOffset>
+                    </wp:positionH>
+                    <wp:positionV relativeFrom="paragraph">
+                      <wp:posOffset>16307</wp:posOffset>
+                    </wp:positionV>
+                    <wp:extent cx="1649784" cy="369651"/>
+                    <wp:effectExtent l="0" t="0" r="7620" b="0"/>
+                    <wp:wrapSquare wrapText="bothSides"/>
+                    <wp:docPr id="217" name="Text Box 2"/>
+                    <wp:cNvGraphicFramePr>
+                      <a:graphicFrameLocks xmlns:a="http://schemas.openxmlformats.org/drawingml/2006/main"/>
+                    </wp:cNvGraphicFramePr>
+                    <a:graphic xmlns:a="http://schemas.openxmlformats.org/drawingml/2006/main">
+                      <a:graphicData uri="http://schemas.microsoft.com/office/word/2010/wordprocessingShape">
+                        <wps:wsp>
+                          <wps:cNvSpPr txBox="1">
+                            <a:spLocks noChangeArrowheads="1"/>
+                          </wps:cNvSpPr>
+                          <wps:spPr bwMode="auto">
+                            <a:xfrm>
+                              <a:off x="0" y="0"/>
+                              <a:ext cx="1649784" cy="369651"/>
+                            </a:xfrm>
+                            <a:prstGeom prst="rect">
+                              <a:avLst/>
+                            </a:prstGeom>
+                            <a:solidFill>
+                              <a:srgbClr val="FFFFFF"/>
+                            </a:solidFill>
+                            <a:ln w="9525">
+                              <a:noFill/>
+                              <a:miter lim="800000"/>
+                              <a:headEnd/>
+                              <a:tailEnd/>
+                            </a:ln>
+                          </wps:spPr>
+                          <wps:txbx>
+                            <w:txbxContent>
+                              <w:p>
+                                <w:pPr>
+                                  <w:ind w:firstLine="0"/>
+                                </w:pPr>
+                                <w:r>
+                                  <w:t>Елонка Назърова</w:t>
+                                </w:r>
+                              </w:p>
+                            </w:txbxContent>
+                          </wps:txbx>
+                          <wps:bodyPr rot="0" vert="horz" wrap="square" lIns="91440" tIns="45720" rIns="91440" bIns="45720" anchor="t" anchorCtr="0">
+                            <a:noAutofit/>
+                          </wps:bodyPr>
+                        </wps:wsp>
+                      </a:graphicData>
+                    </a:graphic>
+                    <wp14:sizeRelH relativeFrom="margin">
+                      <wp14:pctWidth>0</wp14:pctWidth>
+                    </wp14:sizeRelH>
+                    <wp14:sizeRelV relativeFrom="margin">
+                      <wp14:pctHeight>0</wp14:pctHeight>
+                    </wp14:sizeRelV>
+                  </wp:anchor>
+                </w:drawing>
+              </mc:Choice>
+              <mc:Fallback>
+                <w:pict>
+                  <v:shapetype w14:anchorId="477AFA80" id="_x0000_t202" coordsize="21600,21600" o:spt="202" path="m,l,21600r21600,l21600,xe">
+                    <v:stroke joinstyle="miter"/>
+                    <v:path gradientshapeok="t" o:connecttype="rect"/>
+                  </v:shapetype>
+                  <v:shape id="Text Box 2" o:spid="_x0000_s1026" type="#_x0000_t202" style="position:absolute;left:0;text-align:left;margin-left:277.3pt;margin-top:1.3pt;width:129.9pt;height:29.1pt;z-index:251659264;visibility:visible;mso-wrap-style:square;mso-width-percent:0;mso-height-percent:0;mso-wrap-distance-left:9pt;mso-wrap-distance-top:3.6pt;mso-wrap-distance-right:9pt;mso-wrap-distance-bottom:3.6pt;mso-position-horizontal:absolute;mso-position-horizontal-relative:text;mso-position-vertical:absolute;mso-position-vertical-relative:text;mso-width-percent:0;mso-height-percent:0;mso-width-relative:margin;mso-height-relative:margin;v-text-anchor:top" o:gfxdata="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" stroked="f">
+                    <v:textbox>
+                      <w:txbxContent>
+                        <w:p>
+                          <w:pPr>
+                            <w:ind w:firstLine="0"/>
+                          </w:pPr>
+                          <w:r>
+                            <w:t>Елонка Назърова</w:t>
+                          </w:r>
+                        </w:p>
+                      </w:txbxContent>
+                    </v:textbox>
+                    <w10:wrap type="square"/>
+                  </v:shape>
+                </w:pict>
+              </mc:Fallback>
+            </mc:AlternateContent>
           </w:r>
         </w:p>
         <w:p>
@@ -389,8 +511,6 @@
     <w:r>
       <w:t>гр. Банско</w:t>
     </w:r>
-    <w:bookmarkStart w:id="9" w:name="_GoBack"/>
-    <w:bookmarkEnd w:id="9"/>
   </w:p>
   <w:p>
     <w:pPr>
@@ -449,9 +569,9 @@
         <w:sz w:val="32"/>
       </w:rPr>
     </w:pPr>
-    <w:bookmarkStart w:id="0" w:name="_Toc129205739"/>
-    <w:bookmarkStart w:id="1" w:name="_Toc129205851"/>
-    <w:bookmarkStart w:id="2" w:name="_Toc129206015"/>
+    <w:bookmarkStart w:id="1" w:name="_Toc129205739"/>
+    <w:bookmarkStart w:id="2" w:name="_Toc129205851"/>
+    <w:bookmarkStart w:id="3" w:name="_Toc129206015"/>
     <w:r>
       <w:rPr>
         <w:b/>
@@ -528,12 +648,12 @@
         <w:sz w:val="20"/>
       </w:rPr>
     </w:pPr>
-    <w:bookmarkStart w:id="3" w:name="_Toc129205740"/>
-    <w:bookmarkStart w:id="4" w:name="_Toc129205852"/>
-    <w:bookmarkStart w:id="5" w:name="_Toc129206016"/>
-    <w:bookmarkEnd w:id="0"/>
+    <w:bookmarkStart w:id="4" w:name="_Toc129205740"/>
+    <w:bookmarkStart w:id="5" w:name="_Toc129205852"/>
+    <w:bookmarkStart w:id="6" w:name="_Toc129206016"/>
     <w:bookmarkEnd w:id="1"/>
     <w:bookmarkEnd w:id="2"/>
+    <w:bookmarkEnd w:id="3"/>
     <w:r>
       <w:rPr>
         <w:sz w:val="20"/>
@@ -553,21 +673,21 @@
       </w:rPr>
       <w:t xml:space="preserve"> №23,</w:t>
     </w:r>
-    <w:bookmarkStart w:id="6" w:name="_Toc129205741"/>
-    <w:bookmarkStart w:id="7" w:name="_Toc129205853"/>
-    <w:bookmarkStart w:id="8" w:name="_Toc129206017"/>
-    <w:bookmarkEnd w:id="3"/>
+    <w:bookmarkStart w:id="7" w:name="_Toc129205741"/>
+    <w:bookmarkStart w:id="8" w:name="_Toc129205853"/>
+    <w:bookmarkStart w:id="9" w:name="_Toc129206017"/>
     <w:bookmarkEnd w:id="4"/>
     <w:bookmarkEnd w:id="5"/>
+    <w:bookmarkEnd w:id="6"/>
     <w:r>
       <w:rPr>
         <w:sz w:val="20"/>
       </w:rPr>
       <w:t xml:space="preserve">тел: 074988402, е-mail: </w:t>
     </w:r>
-    <w:bookmarkEnd w:id="6"/>
     <w:bookmarkEnd w:id="7"/>
     <w:bookmarkEnd w:id="8"/>
+    <w:bookmarkEnd w:id="9"/>
     <w:r>
       <w:rPr>
         <w:sz w:val="20"/>
@@ -2864,7 +2984,7 @@
 </file>
 
 <file path=customXml/itemProps1.xml><?xml version="1.0" encoding="utf-8"?>
-<ds:datastoreItem xmlns:ds="http://schemas.openxmlformats.org/officeDocument/2006/customXml" ds:itemID="{EE48CB7D-D2E8-4F2B-B430-0525806A127D}">
+<ds:datastoreItem xmlns:ds="http://schemas.openxmlformats.org/officeDocument/2006/customXml" ds:itemID="{19B48477-FE7C-4037-B83F-47AFB72E6060}">
   <ds:schemaRefs>
     <ds:schemaRef ds:uri="http://schemas.openxmlformats.org/officeDocument/2006/bibliography"/>
   </ds:schemaRefs>
